--- a/atelier/atelier_121.docx
+++ b/atelier/atelier_121.docx
@@ -288,7 +288,7 @@
           </w:tcPr>
           <w:p>
             <w:r>
-              <w:t xml:space="preserve">La squad (Dev + Ops), écran partagé, .gitlab-ci.yml actuel</w:t>
+              <w:t xml:space="preserve">La squad (Dev + Ops), écran partagé,.gitlab-ci.yml actuel</w:t>
             </w:r>
           </w:p>
         </w:tc>
@@ -460,7 +460,7 @@
         <w:spacing w:after="120"/>
       </w:pPr>
       <w:r>
-        <w:t xml:space="preserve">Beaucoup de squads ont un pipeline qui ne fait qu’une chose : construire (build). Le code compile, l’artefact est produit, et on déploie. Mais un build qui réussit ne dit rien sur la QUALITÉ ni la SÛRETÉ de ce qui est produit : le code peut compiler tout en étant bogué (aucun test ne l’a vérifié), mal écrit (aucun lint ne l’a contrôlé), ou vulnérable (aucun scan de sécurité ne l’a examiné). Un pipeline réduit au build est un filet de sécurité troué. Le sujet de cet atelier est de faire découvrir à la squad ce qu’est un pipeline COMPLET : au-delà du build, trois stages fondamentaux — test (le code fait-il ce qu’il doit ?), lint (le code est-il propre et cohérent ?), sécu (le code et ses dépendances sont-ils sûrs ?). On ne les met pas tous en place aujourd’hui ; on comprend pourquoi chacun compte, avant de les ajouter un à un (#122-125).</w:t>
+        <w:t xml:space="preserve">Beaucoup de squads ont un pipeline qui ne fait qu’une chose : construire (build). Le code compile, l’artefact est produit, et on déploie. Mais un build qui réussit ne dit rien sur la QUALITÉ ni la SÛRETÉ de ce qui est produit : le code peut compiler tout en étant bogué (aucun test ne l’a vérifié), mal écrit (aucun lint ne l’a contrôlé), ou vulnérable (aucun scan de sécurité ne l’a examiné). Un pipeline réduit au build est un filet de sécurité troué. Le sujet de cet atelier est de faire découvrir à la squad ce qu’est un pipeline COMPLET : au-delà du build, trois stages fondamentaux — test (le code fait-il ce qu’il doit ?), lint (le code est-il propre et cohérent ?), sécu (le code et ses dépendances sont-ils sûrs ?). On ne les met pas tous en place aujourd’hui ; on comprend pourquoi chacun compte, avant de les ajouter un à un.</w:t>
       </w:r>
     </w:p>
     <w:p>
@@ -591,127 +591,127 @@
                 <w:sz w:val="18"/>
                 <w:szCs w:val="18"/>
               </w:rPr>
-              <w:t xml:space="preserve">  [ BUILD ]   le code compile / s'assemble</w:t>
-            </w:r>
-          </w:p>
-          <w:p>
-            <w:r>
-              <w:rPr>
-                <w:rFonts w:ascii="Consolas" w:cs="Consolas" w:eastAsia="Consolas" w:hAnsi="Consolas"/>
-                <w:sz w:val="18"/>
-                <w:szCs w:val="18"/>
-              </w:rPr>
-              <w:t xml:space="preserve">      |       (souvent le seul stage présent au départ)</w:t>
-            </w:r>
-          </w:p>
-          <w:p>
-            <w:r>
-              <w:rPr>
-                <w:rFonts w:ascii="Consolas" w:cs="Consolas" w:eastAsia="Consolas" w:hAnsi="Consolas"/>
-                <w:sz w:val="18"/>
-                <w:szCs w:val="18"/>
-              </w:rPr>
-              <w:t xml:space="preserve">      v</w:t>
-            </w:r>
-          </w:p>
-          <w:p>
-            <w:r>
-              <w:rPr>
-                <w:rFonts w:ascii="Consolas" w:cs="Consolas" w:eastAsia="Consolas" w:hAnsi="Consolas"/>
-                <w:sz w:val="18"/>
-                <w:szCs w:val="18"/>
-              </w:rPr>
-              <w:t xml:space="preserve">  [ TEST ]    le code FAIT-IL ce qu'il doit ?</w:t>
-            </w:r>
-          </w:p>
-          <w:p>
-            <w:r>
-              <w:rPr>
-                <w:rFonts w:ascii="Consolas" w:cs="Consolas" w:eastAsia="Consolas" w:hAnsi="Consolas"/>
-                <w:sz w:val="18"/>
-                <w:szCs w:val="18"/>
-              </w:rPr>
-              <w:t xml:space="preserve">      |       -&gt; tests unitaires, d'intégration (#122)</w:t>
-            </w:r>
-          </w:p>
-          <w:p>
-            <w:r>
-              <w:rPr>
-                <w:rFonts w:ascii="Consolas" w:cs="Consolas" w:eastAsia="Consolas" w:hAnsi="Consolas"/>
-                <w:sz w:val="18"/>
-                <w:szCs w:val="18"/>
-              </w:rPr>
-              <w:t xml:space="preserve">      v</w:t>
-            </w:r>
-          </w:p>
-          <w:p>
-            <w:r>
-              <w:rPr>
-                <w:rFonts w:ascii="Consolas" w:cs="Consolas" w:eastAsia="Consolas" w:hAnsi="Consolas"/>
-                <w:sz w:val="18"/>
-                <w:szCs w:val="18"/>
-              </w:rPr>
-              <w:t xml:space="preserve">  [ LINT ]    le code est-il PROPRE et cohérent ?</w:t>
-            </w:r>
-          </w:p>
-          <w:p>
-            <w:r>
-              <w:rPr>
-                <w:rFonts w:ascii="Consolas" w:cs="Consolas" w:eastAsia="Consolas" w:hAnsi="Consolas"/>
-                <w:sz w:val="18"/>
-                <w:szCs w:val="18"/>
-              </w:rPr>
-              <w:t xml:space="preserve">      |       -&gt; style, conventions, erreurs courantes (#123)</w:t>
-            </w:r>
-          </w:p>
-          <w:p>
-            <w:r>
-              <w:rPr>
-                <w:rFonts w:ascii="Consolas" w:cs="Consolas" w:eastAsia="Consolas" w:hAnsi="Consolas"/>
-                <w:sz w:val="18"/>
-                <w:szCs w:val="18"/>
-              </w:rPr>
-              <w:t xml:space="preserve">      v</w:t>
-            </w:r>
-          </w:p>
-          <w:p>
-            <w:r>
-              <w:rPr>
-                <w:rFonts w:ascii="Consolas" w:cs="Consolas" w:eastAsia="Consolas" w:hAnsi="Consolas"/>
-                <w:sz w:val="18"/>
-                <w:szCs w:val="18"/>
-              </w:rPr>
-              <w:t xml:space="preserve">  [ SÉCU ]    le code et ses deps sont-ils SÛRS ?</w:t>
-            </w:r>
-          </w:p>
-          <w:p>
-            <w:r>
-              <w:rPr>
-                <w:rFonts w:ascii="Consolas" w:cs="Consolas" w:eastAsia="Consolas" w:hAnsi="Consolas"/>
-                <w:sz w:val="18"/>
-                <w:szCs w:val="18"/>
-              </w:rPr>
-              <w:t xml:space="preserve">      |       -&gt; SAST, scan de dépendances / CVE (#124)</w:t>
-            </w:r>
-          </w:p>
-          <w:p>
-            <w:r>
-              <w:rPr>
-                <w:rFonts w:ascii="Consolas" w:cs="Consolas" w:eastAsia="Consolas" w:hAnsi="Consolas"/>
-                <w:sz w:val="18"/>
-                <w:szCs w:val="18"/>
-              </w:rPr>
-              <w:t xml:space="preserve">      v</w:t>
-            </w:r>
-          </w:p>
-          <w:p>
-            <w:r>
-              <w:rPr>
-                <w:rFonts w:ascii="Consolas" w:cs="Consolas" w:eastAsia="Consolas" w:hAnsi="Consolas"/>
-                <w:sz w:val="18"/>
-                <w:szCs w:val="18"/>
-              </w:rPr>
-              <w:t xml:space="preserve">  [ DEPLOY ]  on déploie ce qui a passé tous les contrôles</w:t>
+              <w:t xml:space="preserve"> [ BUILD ] le code compile / s'assemble</w:t>
+            </w:r>
+          </w:p>
+          <w:p>
+            <w:r>
+              <w:rPr>
+                <w:rFonts w:ascii="Consolas" w:cs="Consolas" w:eastAsia="Consolas" w:hAnsi="Consolas"/>
+                <w:sz w:val="18"/>
+                <w:szCs w:val="18"/>
+              </w:rPr>
+              <w:t xml:space="preserve"> | (souvent le seul stage présent au départ)</w:t>
+            </w:r>
+          </w:p>
+          <w:p>
+            <w:r>
+              <w:rPr>
+                <w:rFonts w:ascii="Consolas" w:cs="Consolas" w:eastAsia="Consolas" w:hAnsi="Consolas"/>
+                <w:sz w:val="18"/>
+                <w:szCs w:val="18"/>
+              </w:rPr>
+              <w:t xml:space="preserve"> v</w:t>
+            </w:r>
+          </w:p>
+          <w:p>
+            <w:r>
+              <w:rPr>
+                <w:rFonts w:ascii="Consolas" w:cs="Consolas" w:eastAsia="Consolas" w:hAnsi="Consolas"/>
+                <w:sz w:val="18"/>
+                <w:szCs w:val="18"/>
+              </w:rPr>
+              <w:t xml:space="preserve"> [ TEST ] le code FAIT-IL ce qu'il doit ?</w:t>
+            </w:r>
+          </w:p>
+          <w:p>
+            <w:r>
+              <w:rPr>
+                <w:rFonts w:ascii="Consolas" w:cs="Consolas" w:eastAsia="Consolas" w:hAnsi="Consolas"/>
+                <w:sz w:val="18"/>
+                <w:szCs w:val="18"/>
+              </w:rPr>
+              <w:t xml:space="preserve"> | -&gt; tests unitaires, d'intégration</w:t>
+            </w:r>
+          </w:p>
+          <w:p>
+            <w:r>
+              <w:rPr>
+                <w:rFonts w:ascii="Consolas" w:cs="Consolas" w:eastAsia="Consolas" w:hAnsi="Consolas"/>
+                <w:sz w:val="18"/>
+                <w:szCs w:val="18"/>
+              </w:rPr>
+              <w:t xml:space="preserve"> v</w:t>
+            </w:r>
+          </w:p>
+          <w:p>
+            <w:r>
+              <w:rPr>
+                <w:rFonts w:ascii="Consolas" w:cs="Consolas" w:eastAsia="Consolas" w:hAnsi="Consolas"/>
+                <w:sz w:val="18"/>
+                <w:szCs w:val="18"/>
+              </w:rPr>
+              <w:t xml:space="preserve"> [ LINT ] le code est-il PROPRE et cohérent ?</w:t>
+            </w:r>
+          </w:p>
+          <w:p>
+            <w:r>
+              <w:rPr>
+                <w:rFonts w:ascii="Consolas" w:cs="Consolas" w:eastAsia="Consolas" w:hAnsi="Consolas"/>
+                <w:sz w:val="18"/>
+                <w:szCs w:val="18"/>
+              </w:rPr>
+              <w:t xml:space="preserve"> | -&gt; style, conventions, erreurs courantes</w:t>
+            </w:r>
+          </w:p>
+          <w:p>
+            <w:r>
+              <w:rPr>
+                <w:rFonts w:ascii="Consolas" w:cs="Consolas" w:eastAsia="Consolas" w:hAnsi="Consolas"/>
+                <w:sz w:val="18"/>
+                <w:szCs w:val="18"/>
+              </w:rPr>
+              <w:t xml:space="preserve"> v</w:t>
+            </w:r>
+          </w:p>
+          <w:p>
+            <w:r>
+              <w:rPr>
+                <w:rFonts w:ascii="Consolas" w:cs="Consolas" w:eastAsia="Consolas" w:hAnsi="Consolas"/>
+                <w:sz w:val="18"/>
+                <w:szCs w:val="18"/>
+              </w:rPr>
+              <w:t xml:space="preserve"> [ SÉCU ] le code et ses deps sont-ils SÛRS ?</w:t>
+            </w:r>
+          </w:p>
+          <w:p>
+            <w:r>
+              <w:rPr>
+                <w:rFonts w:ascii="Consolas" w:cs="Consolas" w:eastAsia="Consolas" w:hAnsi="Consolas"/>
+                <w:sz w:val="18"/>
+                <w:szCs w:val="18"/>
+              </w:rPr>
+              <w:t xml:space="preserve"> | -&gt; SAST, scan de dépendances / CVE</w:t>
+            </w:r>
+          </w:p>
+          <w:p>
+            <w:r>
+              <w:rPr>
+                <w:rFonts w:ascii="Consolas" w:cs="Consolas" w:eastAsia="Consolas" w:hAnsi="Consolas"/>
+                <w:sz w:val="18"/>
+                <w:szCs w:val="18"/>
+              </w:rPr>
+              <w:t xml:space="preserve"> v</w:t>
+            </w:r>
+          </w:p>
+          <w:p>
+            <w:r>
+              <w:rPr>
+                <w:rFonts w:ascii="Consolas" w:cs="Consolas" w:eastAsia="Consolas" w:hAnsi="Consolas"/>
+                <w:sz w:val="18"/>
+                <w:szCs w:val="18"/>
+              </w:rPr>
+              <w:t xml:space="preserve"> [ DEPLOY ] on déploie ce qui a passé tous les contrôles</w:t>
             </w:r>
           </w:p>
           <w:p>
@@ -731,17 +731,17 @@
                 <w:sz w:val="18"/>
                 <w:szCs w:val="18"/>
               </w:rPr>
-              <w:t xml:space="preserve">  Quality gates (#125) : définir des SEUILS qui BLOQUENT</w:t>
-            </w:r>
-          </w:p>
-          <w:p>
-            <w:r>
-              <w:rPr>
-                <w:rFonts w:ascii="Consolas" w:cs="Consolas" w:eastAsia="Consolas" w:hAnsi="Consolas"/>
-                <w:sz w:val="18"/>
-                <w:szCs w:val="18"/>
-              </w:rPr>
-              <w:t xml:space="preserve">  si un stage n'est pas satisfait (ex. couverture mini).</w:t>
+              <w:t xml:space="preserve"> Quality gates : définir des SEUILS qui BLOQUENT</w:t>
+            </w:r>
+          </w:p>
+          <w:p>
+            <w:r>
+              <w:rPr>
+                <w:rFonts w:ascii="Consolas" w:cs="Consolas" w:eastAsia="Consolas" w:hAnsi="Consolas"/>
+                <w:sz w:val="18"/>
+                <w:szCs w:val="18"/>
+              </w:rPr>
+              <w:t xml:space="preserve"> si un stage n'est pas satisfait (ex. couverture mini).</w:t>
             </w:r>
           </w:p>
         </w:tc>
@@ -760,7 +760,7 @@
         <w:spacing w:after="120"/>
       </w:pPr>
       <w:r>
-        <w:t xml:space="preserve">À la sortie, la squad comprend ce qu’est un pipeline complet et pourquoi un build seul ne suffit pas : elle sait que test, lint et sécu attrapent chacun une classe de problèmes différente (bugs, défauts de qualité, vulnérabilités), et que les automatiser dans le pipeline les rend systématiques. Elle a regardé son pipeline actuel et identifié les stages manquants. La prise de conscience est faite — on ne déploiera plus en confondant « build vert » et « code bon ». La mise en place stage par stage est l’objet des ateliers #122-125. La métrique Stages du pipeline a son point de départ.</w:t>
+        <w:t xml:space="preserve">À la sortie, la squad comprend ce qu’est un pipeline complet et pourquoi un build seul ne suffit pas : elle sait que test, lint et sécu attrapent chacun une classe de problèmes différente (bugs, défauts de qualité, vulnérabilités), et que les automatiser dans le pipeline les rend systématiques. Elle a regardé son pipeline actuel et identifié les stages manquants. La prise de conscience est faite — on ne déploiera plus en confondant « build vert » et « code bon ». La mise en place stage par stage est l’objet des ateliers-125. La métrique Stages du pipeline a son point de départ.</w:t>
       </w:r>
     </w:p>
     <w:p>
@@ -832,7 +832,7 @@
         <w:spacing w:after="80"/>
       </w:pPr>
       <w:r>
-        <w:t xml:space="preserve">Zone « Plan d’ajout » — l’ordre prévu (#122 test, #123 lint, #124 sécu, #125 gates).</w:t>
+        <w:t xml:space="preserve">Zone « Plan d’ajout » — l’ordre prévu ( test, lint, sécu, gates).</w:t>
       </w:r>
     </w:p>
     <w:p>
@@ -880,7 +880,7 @@
         <w:t xml:space="preserve">(8 min) Regarder notre pipeline</w:t>
       </w:r>
       <w:r>
-        <w:t xml:space="preserve"> — ouvrir le .gitlab-ci.yml actuel, constater ce qu’il fait (et ne fait pas).</w:t>
+        <w:t xml:space="preserve"> — ouvrir le.gitlab-ci.yml actuel, constater ce qu’il fait (et ne fait pas).</w:t>
       </w:r>
     </w:p>
     <w:p>
@@ -940,7 +940,7 @@
         <w:t xml:space="preserve">(4 min) Poser le plan</w:t>
       </w:r>
       <w:r>
-        <w:t xml:space="preserve"> — l’ordre d’ajout : test (#122), lint (#123), sécu (#124), gates (#125).</w:t>
+        <w:t xml:space="preserve"> — l’ordre d’ajout : test, lint, sécu, gates.</w:t>
       </w:r>
     </w:p>
     <w:p>
@@ -1023,7 +1023,7 @@
         <w:spacing w:after="120"/>
       </w:pPr>
       <w:r>
-        <w:t xml:space="preserve">Cet atelier découvre ; la suite construit, stage par stage : #122 (premier test + stage test), #123 (linter), #124 (scan de sécurité — SAST / scan de dépendances, l’axe porteur du scan CVE vers lequel P03-120 renvoie), #125 (complétion + quality gates bloquants). À la fin, le pipeline sera un filet complet : build, test, lint, sécu.</w:t>
+        <w:t xml:space="preserve">Cet atelier découvre ; la suite construit, stage par stage : (premier test + stage test), (linter), (scan de sécurité — SAST / scan de dépendances, l’axe porteur du scan CVE vers lequel P03-120 renvoie), (complétion + quality gates bloquants). À la fin, le pipeline sera un filet complet : build, test, lint, sécu.</w:t>
       </w:r>
     </w:p>
     <w:p>
